--- a/CV-en.docx
+++ b/CV-en.docx
@@ -50,9 +50,27 @@
             <w:pPr>
               <w:pStyle w:val="ECVNameField"/>
             </w:pPr>
-            <w:r>
-              <w:t>Stilyana Miroslavova Petrova</w:t>
-            </w:r>
+            <w:proofErr w:type="spellStart"/>
+            <w:r>
+              <w:t>Stilyana</w:t>
+            </w:r>
+            <w:proofErr w:type="spellEnd"/>
+            <w:r>
+              <w:t xml:space="preserve"> </w:t>
+            </w:r>
+            <w:proofErr w:type="spellStart"/>
+            <w:r>
+              <w:t>Miroslavova</w:t>
+            </w:r>
+            <w:proofErr w:type="spellEnd"/>
+            <w:r>
+              <w:t xml:space="preserve"> </w:t>
+            </w:r>
+            <w:proofErr w:type="spellStart"/>
+            <w:r>
+              <w:t>Petrova</w:t>
+            </w:r>
+            <w:proofErr w:type="spellEnd"/>
           </w:p>
         </w:tc>
       </w:tr>
@@ -532,8 +550,18 @@
                 <w:sz w:val="20"/>
                 <w:u w:val="none"/>
               </w:rPr>
-              <w:t>github.com/stilyana-petrova</w:t>
-            </w:r>
+              <w:t>github.com/</w:t>
+            </w:r>
+            <w:proofErr w:type="spellStart"/>
+            <w:r>
+              <w:rPr>
+                <w:rStyle w:val="ECVInternetLink"/>
+                <w:sz w:val="20"/>
+                <w:u w:val="none"/>
+              </w:rPr>
+              <w:t>stilyana-petrova</w:t>
+            </w:r>
+            <w:proofErr w:type="spellEnd"/>
           </w:p>
           <w:p>
             <w:pPr>
@@ -603,15 +631,7 @@
               <w:rPr>
                 <w:rStyle w:val="ECVContactDetails"/>
               </w:rPr>
-              <w:t>06</w:t>
-            </w:r>
-            <w:bookmarkStart w:id="0" w:name="_GoBack"/>
-            <w:bookmarkEnd w:id="0"/>
-            <w:r>
-              <w:rPr>
-                <w:rStyle w:val="ECVContactDetails"/>
-              </w:rPr>
-              <w:t>/03/2004</w:t>
+              <w:t>06/03/2004</w:t>
             </w:r>
             <w:r>
               <w:t xml:space="preserve"> </w:t>
@@ -840,14 +860,35 @@
               </w:rPr>
               <w:t>H</w:t>
             </w:r>
-            <w:r>
-              <w:t>igh School of Natural Sciences and M</w:t>
+            <w:proofErr w:type="spellStart"/>
+            <w:r>
+              <w:t>igh</w:t>
+            </w:r>
+            <w:proofErr w:type="spellEnd"/>
+            <w:r>
+              <w:t xml:space="preserve"> School of Natural Sciences and M</w:t>
             </w:r>
             <w:r>
               <w:t>athematics</w:t>
             </w:r>
             <w:r>
-              <w:t xml:space="preserve"> “Hristo Smirnenski”</w:t>
+              <w:t xml:space="preserve"> “</w:t>
+            </w:r>
+            <w:proofErr w:type="spellStart"/>
+            <w:r>
+              <w:t>Hristo</w:t>
+            </w:r>
+            <w:proofErr w:type="spellEnd"/>
+            <w:r>
+              <w:t xml:space="preserve"> </w:t>
+            </w:r>
+            <w:proofErr w:type="spellStart"/>
+            <w:r>
+              <w:t>Smirnenski</w:t>
+            </w:r>
+            <w:proofErr w:type="spellEnd"/>
+            <w:r>
+              <w:t>”</w:t>
             </w:r>
             <w:r>
               <w:rPr>
@@ -893,8 +934,13 @@
               <w:t xml:space="preserve">Teacher </w:t>
             </w:r>
             <w:r>
-              <w:t>of Informatics and IT; Profi</w:t>
-            </w:r>
+              <w:t xml:space="preserve">of Informatics and IT; </w:t>
+            </w:r>
+            <w:proofErr w:type="spellStart"/>
+            <w:r>
+              <w:t>Profi</w:t>
+            </w:r>
+            <w:proofErr w:type="spellEnd"/>
             <w:r>
               <w:rPr>
                 <w:lang w:val="en-US"/>
@@ -944,7 +990,15 @@
               </w:numPr>
             </w:pPr>
             <w:r>
-              <w:t>Teaching specialized subjects contributed significantly to my development in the field of programming, particularly with the C# language, as well as in building database-driven applications. Through working with operating systems, I gained hands-on experience with command-line tools and scripting in environments such as Linux (CLI – Bash, Zsh) and Windows (PowerShell, Batch).</w:t>
+              <w:t xml:space="preserve">Teaching specialized subjects contributed significantly to my development in the field of programming, particularly with the C# language, as well as in building database-driven applications. Through working with operating systems, I gained hands-on experience with command-line tools and scripting in environments such as Linux (CLI – Bash, </w:t>
+            </w:r>
+            <w:proofErr w:type="spellStart"/>
+            <w:r>
+              <w:t>Zsh</w:t>
+            </w:r>
+            <w:proofErr w:type="spellEnd"/>
+            <w:r>
+              <w:t>) and Windows (PowerShell, Batch).</w:t>
             </w:r>
           </w:p>
         </w:tc>
@@ -1119,7 +1173,23 @@
               </w:rPr>
             </w:pPr>
             <w:r>
-              <w:t>Plovdiv University “Paisii Hilendarski”</w:t>
+              <w:t>Plovdiv University “</w:t>
+            </w:r>
+            <w:proofErr w:type="spellStart"/>
+            <w:r>
+              <w:t>Paisii</w:t>
+            </w:r>
+            <w:proofErr w:type="spellEnd"/>
+            <w:r>
+              <w:t xml:space="preserve"> </w:t>
+            </w:r>
+            <w:proofErr w:type="spellStart"/>
+            <w:r>
+              <w:t>Hilendarski</w:t>
+            </w:r>
+            <w:proofErr w:type="spellEnd"/>
+            <w:r>
+              <w:t>”</w:t>
             </w:r>
             <w:r>
               <w:rPr>
@@ -1195,40 +1265,6 @@
       </w:tr>
       <w:tr>
         <w:trPr>
-          <w:gridAfter w:val="1"/>
-          <w:wAfter w:w="144" w:type="dxa"/>
-          <w:cantSplit/>
-        </w:trPr>
-        <w:tc>
-          <w:tcPr>
-            <w:tcW w:w="2834" w:type="dxa"/>
-            <w:vMerge/>
-            <w:shd w:val="clear" w:color="auto" w:fill="auto"/>
-          </w:tcPr>
-          <w:p/>
-        </w:tc>
-        <w:tc>
-          <w:tcPr>
-            <w:tcW w:w="7542" w:type="dxa"/>
-            <w:gridSpan w:val="2"/>
-            <w:shd w:val="clear" w:color="auto" w:fill="auto"/>
-          </w:tcPr>
-          <w:p>
-            <w:pPr>
-              <w:pStyle w:val="ECVSectionBullet"/>
-              <w:numPr>
-                <w:ilvl w:val="0"/>
-                <w:numId w:val="2"/>
-              </w:numPr>
-            </w:pPr>
-            <w:r>
-              <w:t>Replace with a list of principal subjects covered or skills acquired</w:t>
-            </w:r>
-          </w:p>
-        </w:tc>
-      </w:tr>
-      <w:tr>
-        <w:trPr>
           <w:gridAfter w:val="2"/>
           <w:wAfter w:w="170" w:type="dxa"/>
           <w:cantSplit/>
@@ -1264,7 +1300,15 @@
               <w:t>Software University</w:t>
             </w:r>
             <w:r>
-              <w:t xml:space="preserve"> (SoftUni)</w:t>
+              <w:t xml:space="preserve"> (</w:t>
+            </w:r>
+            <w:proofErr w:type="spellStart"/>
+            <w:r>
+              <w:t>SoftUni</w:t>
+            </w:r>
+            <w:proofErr w:type="spellEnd"/>
+            <w:r>
+              <w:t>)</w:t>
             </w:r>
           </w:p>
         </w:tc>
@@ -1466,14 +1510,35 @@
               </w:rPr>
               <w:t>H</w:t>
             </w:r>
-            <w:r>
-              <w:t>igh School of Natural Sciences and M</w:t>
+            <w:proofErr w:type="spellStart"/>
+            <w:r>
+              <w:t>igh</w:t>
+            </w:r>
+            <w:proofErr w:type="spellEnd"/>
+            <w:r>
+              <w:t xml:space="preserve"> School of Natural Sciences and M</w:t>
             </w:r>
             <w:r>
               <w:t>athematics</w:t>
             </w:r>
             <w:r>
-              <w:t xml:space="preserve"> “Hristo Smirnenski”</w:t>
+              <w:t xml:space="preserve"> “</w:t>
+            </w:r>
+            <w:proofErr w:type="spellStart"/>
+            <w:r>
+              <w:t>Hristo</w:t>
+            </w:r>
+            <w:proofErr w:type="spellEnd"/>
+            <w:r>
+              <w:t xml:space="preserve"> </w:t>
+            </w:r>
+            <w:proofErr w:type="spellStart"/>
+            <w:r>
+              <w:t>Smirnenski</w:t>
+            </w:r>
+            <w:proofErr w:type="spellEnd"/>
+            <w:r>
+              <w:t>”</w:t>
             </w:r>
             <w:r>
               <w:rPr>
@@ -1583,8 +1648,13 @@
               </w:rPr>
               <w:t>P</w:t>
             </w:r>
-            <w:r>
-              <w:t>rimary education</w:t>
+            <w:proofErr w:type="spellStart"/>
+            <w:r>
+              <w:t>rimary</w:t>
+            </w:r>
+            <w:proofErr w:type="spellEnd"/>
+            <w:r>
+              <w:t xml:space="preserve"> education</w:t>
             </w:r>
           </w:p>
         </w:tc>
@@ -1656,7 +1726,35 @@
               <w:rPr>
                 <w:lang w:val="en-US"/>
               </w:rPr>
-              <w:t xml:space="preserve"> School “Geogi Sava Rakovski”</w:t>
+              <w:t xml:space="preserve"> School “</w:t>
+            </w:r>
+            <w:proofErr w:type="spellStart"/>
+            <w:r>
+              <w:rPr>
+                <w:lang w:val="en-US"/>
+              </w:rPr>
+              <w:t>Geogi</w:t>
+            </w:r>
+            <w:proofErr w:type="spellEnd"/>
+            <w:r>
+              <w:rPr>
+                <w:lang w:val="en-US"/>
+              </w:rPr>
+              <w:t xml:space="preserve"> Sava </w:t>
+            </w:r>
+            <w:proofErr w:type="spellStart"/>
+            <w:r>
+              <w:rPr>
+                <w:lang w:val="en-US"/>
+              </w:rPr>
+              <w:t>Rakovski</w:t>
+            </w:r>
+            <w:proofErr w:type="spellEnd"/>
+            <w:r>
+              <w:rPr>
+                <w:lang w:val="en-US"/>
+              </w:rPr>
+              <w:t>”</w:t>
             </w:r>
             <w:r>
               <w:rPr>
@@ -1781,6 +1879,51 @@
         <w:pStyle w:val="ECVText"/>
       </w:pPr>
     </w:p>
+    <w:p>
+      <w:pPr>
+        <w:pStyle w:val="ECVText"/>
+      </w:pPr>
+    </w:p>
+    <w:p>
+      <w:pPr>
+        <w:pStyle w:val="ECVText"/>
+      </w:pPr>
+    </w:p>
+    <w:p>
+      <w:pPr>
+        <w:pStyle w:val="ECVText"/>
+      </w:pPr>
+    </w:p>
+    <w:p>
+      <w:pPr>
+        <w:pStyle w:val="ECVText"/>
+      </w:pPr>
+    </w:p>
+    <w:p>
+      <w:pPr>
+        <w:pStyle w:val="ECVText"/>
+      </w:pPr>
+    </w:p>
+    <w:p>
+      <w:pPr>
+        <w:pStyle w:val="ECVText"/>
+      </w:pPr>
+    </w:p>
+    <w:p>
+      <w:pPr>
+        <w:pStyle w:val="ECVText"/>
+      </w:pPr>
+    </w:p>
+    <w:p>
+      <w:pPr>
+        <w:pStyle w:val="ECVText"/>
+      </w:pPr>
+    </w:p>
+    <w:p>
+      <w:pPr>
+        <w:pStyle w:val="ECVText"/>
+      </w:pPr>
+    </w:p>
     <w:tbl>
       <w:tblPr>
         <w:tblW w:w="0" w:type="auto"/>
@@ -1812,6 +1955,7 @@
               <w:rPr>
                 <w:caps w:val="0"/>
               </w:rPr>
+              <w:lastRenderedPageBreak/>
               <w:t>PERSONAL SKILLS</w:t>
             </w:r>
           </w:p>
@@ -2668,7 +2812,19 @@
                 <w:rPr>
                   <w:rStyle w:val="Hyperlink"/>
                 </w:rPr>
-                <w:t>https://tryhackme.com/p/Stilly</w:t>
+                <w:t>https</w:t>
+              </w:r>
+              <w:r>
+                <w:rPr>
+                  <w:rStyle w:val="Hyperlink"/>
+                </w:rPr>
+                <w:t>:</w:t>
+              </w:r>
+              <w:r>
+                <w:rPr>
+                  <w:rStyle w:val="Hyperlink"/>
+                </w:rPr>
+                <w:t>//tryhackme.com/p/Stilly</w:t>
               </w:r>
             </w:hyperlink>
             <w:r>
@@ -2695,9 +2851,11 @@
                 <w:numId w:val="2"/>
               </w:numPr>
             </w:pPr>
+            <w:proofErr w:type="spellStart"/>
             <w:r>
               <w:t>VulnHub</w:t>
             </w:r>
+            <w:proofErr w:type="spellEnd"/>
           </w:p>
           <w:p>
             <w:pPr>
@@ -2707,9 +2865,11 @@
                 <w:numId w:val="2"/>
               </w:numPr>
             </w:pPr>
+            <w:proofErr w:type="spellStart"/>
             <w:r>
               <w:t>PortSwigger</w:t>
             </w:r>
+            <w:proofErr w:type="spellEnd"/>
           </w:p>
           <w:p>
             <w:pPr>
@@ -2742,7 +2902,15 @@
               <w:pStyle w:val="ECVSectionBullet"/>
             </w:pPr>
             <w:r>
-              <w:t>I am familiar with some of the techniques and tools for pentesting.</w:t>
+              <w:t xml:space="preserve">I am familiar with some of the techniques and tools for </w:t>
+            </w:r>
+            <w:proofErr w:type="spellStart"/>
+            <w:r>
+              <w:t>pentesting</w:t>
+            </w:r>
+            <w:proofErr w:type="spellEnd"/>
+            <w:r>
+              <w:t>.</w:t>
             </w:r>
           </w:p>
         </w:tc>
@@ -2928,7 +3096,13 @@
               </w:numPr>
             </w:pPr>
             <w:r>
-              <w:t>Certificate of completion for a</w:t>
+              <w:t>Certificate</w:t>
+            </w:r>
+            <w:r>
+              <w:t>s</w:t>
+            </w:r>
+            <w:r>
+              <w:t xml:space="preserve"> of completion for a</w:t>
             </w:r>
             <w:r>
               <w:t xml:space="preserve"> Cybersecurity course</w:t>
@@ -2941,7 +3115,10 @@
     <w:p/>
     <w:p/>
     <w:p/>
-    <w:p/>
+    <w:p>
+      <w:bookmarkStart w:id="0" w:name="_GoBack"/>
+      <w:bookmarkEnd w:id="0"/>
+    </w:p>
     <w:p/>
     <w:p/>
     <w:p/>
@@ -3009,10 +3186,7 @@
     <w:sectPr>
       <w:headerReference w:type="even" r:id="rId19"/>
       <w:headerReference w:type="default" r:id="rId20"/>
-      <w:footerReference w:type="even" r:id="rId21"/>
-      <w:footerReference w:type="default" r:id="rId22"/>
-      <w:headerReference w:type="first" r:id="rId23"/>
-      <w:footerReference w:type="first" r:id="rId24"/>
+      <w:footerReference w:type="default" r:id="rId21"/>
       <w:pgSz w:w="11906" w:h="16838"/>
       <w:pgMar w:top="1644" w:right="680" w:bottom="1474" w:left="850" w:header="850" w:footer="624" w:gutter="0"/>
       <w:cols w:space="720"/>
@@ -3052,299 +3226,7 @@
       </w:tabs>
       <w:autoSpaceDE w:val="0"/>
     </w:pPr>
-    <w:r>
-      <w:rPr>
-        <w:rFonts w:ascii="ArialMT" w:eastAsia="ArialMT" w:hAnsi="ArialMT" w:cs="ArialMT"/>
-        <w:color w:val="26B4EA"/>
-        <w:sz w:val="14"/>
-        <w:szCs w:val="14"/>
-      </w:rPr>
-      <w:tab/>
-      <w:t xml:space="preserve"> </w:t>
-    </w:r>
-    <w:r>
-      <w:rPr>
-        <w:rFonts w:ascii="ArialMT" w:eastAsia="ArialMT" w:hAnsi="ArialMT" w:cs="ArialMT"/>
-        <w:sz w:val="14"/>
-        <w:szCs w:val="14"/>
-      </w:rPr>
-      <w:t xml:space="preserve">© European Union, 2002-2015 | europass.cedefop.europa.eu </w:t>
-    </w:r>
-    <w:r>
-      <w:rPr>
-        <w:rFonts w:ascii="ArialMT" w:eastAsia="ArialMT" w:hAnsi="ArialMT" w:cs="ArialMT"/>
-        <w:sz w:val="14"/>
-        <w:szCs w:val="14"/>
-      </w:rPr>
-      <w:tab/>
-      <w:t>Page</w:t>
-    </w:r>
-    <w:r>
-      <w:rPr>
-        <w:rFonts w:ascii="ArialMT" w:eastAsia="ArialMT" w:hAnsi="ArialMT" w:cs="ArialMT"/>
-        <w:color w:val="26B4EA"/>
-        <w:sz w:val="14"/>
-        <w:szCs w:val="14"/>
-      </w:rPr>
-      <w:t xml:space="preserve"> </w:t>
-    </w:r>
-    <w:r>
-      <w:rPr>
-        <w:rFonts w:eastAsia="ArialMT" w:cs="ArialMT"/>
-        <w:sz w:val="14"/>
-        <w:szCs w:val="14"/>
-      </w:rPr>
-      <w:fldChar w:fldCharType="begin"/>
-    </w:r>
-    <w:r>
-      <w:rPr>
-        <w:rFonts w:eastAsia="ArialMT" w:cs="ArialMT"/>
-        <w:sz w:val="14"/>
-        <w:szCs w:val="14"/>
-      </w:rPr>
-      <w:instrText xml:space="preserve"> PAGE </w:instrText>
-    </w:r>
-    <w:r>
-      <w:rPr>
-        <w:rFonts w:eastAsia="ArialMT" w:cs="ArialMT"/>
-        <w:sz w:val="14"/>
-        <w:szCs w:val="14"/>
-      </w:rPr>
-      <w:fldChar w:fldCharType="separate"/>
-    </w:r>
-    <w:r>
-      <w:rPr>
-        <w:rFonts w:eastAsia="ArialMT" w:cs="ArialMT"/>
-        <w:noProof/>
-        <w:sz w:val="14"/>
-        <w:szCs w:val="14"/>
-      </w:rPr>
-      <w:t>2</w:t>
-    </w:r>
-    <w:r>
-      <w:rPr>
-        <w:rFonts w:eastAsia="ArialMT" w:cs="ArialMT"/>
-        <w:sz w:val="14"/>
-        <w:szCs w:val="14"/>
-      </w:rPr>
-      <w:fldChar w:fldCharType="end"/>
-    </w:r>
-    <w:r>
-      <w:rPr>
-        <w:rFonts w:ascii="ArialMT" w:eastAsia="ArialMT" w:hAnsi="ArialMT" w:cs="ArialMT"/>
-        <w:sz w:val="14"/>
-        <w:szCs w:val="14"/>
-      </w:rPr>
-      <w:t xml:space="preserve"> / </w:t>
-    </w:r>
-    <w:r>
-      <w:rPr>
-        <w:rFonts w:eastAsia="ArialMT" w:cs="ArialMT"/>
-        <w:sz w:val="14"/>
-        <w:szCs w:val="14"/>
-      </w:rPr>
-      <w:fldChar w:fldCharType="begin"/>
-    </w:r>
-    <w:r>
-      <w:rPr>
-        <w:rFonts w:eastAsia="ArialMT" w:cs="ArialMT"/>
-        <w:sz w:val="14"/>
-        <w:szCs w:val="14"/>
-      </w:rPr>
-      <w:instrText xml:space="preserve"> NUMPAGES </w:instrText>
-    </w:r>
-    <w:r>
-      <w:rPr>
-        <w:rFonts w:eastAsia="ArialMT" w:cs="ArialMT"/>
-        <w:sz w:val="14"/>
-        <w:szCs w:val="14"/>
-      </w:rPr>
-      <w:fldChar w:fldCharType="separate"/>
-    </w:r>
-    <w:r>
-      <w:rPr>
-        <w:rFonts w:eastAsia="ArialMT" w:cs="ArialMT"/>
-        <w:noProof/>
-        <w:sz w:val="14"/>
-        <w:szCs w:val="14"/>
-      </w:rPr>
-      <w:t>3</w:t>
-    </w:r>
-    <w:r>
-      <w:rPr>
-        <w:rFonts w:eastAsia="ArialMT" w:cs="ArialMT"/>
-        <w:sz w:val="14"/>
-        <w:szCs w:val="14"/>
-      </w:rPr>
-      <w:fldChar w:fldCharType="end"/>
-    </w:r>
-    <w:r>
-      <w:rPr>
-        <w:rFonts w:ascii="ArialMT" w:eastAsia="ArialMT" w:hAnsi="ArialMT" w:cs="ArialMT"/>
-        <w:color w:val="26B4EA"/>
-        <w:sz w:val="14"/>
-        <w:szCs w:val="14"/>
-      </w:rPr>
-      <w:t xml:space="preserve"> </w:t>
-    </w:r>
   </w:p>
-</w:ftr>
-</file>
-
-<file path=word/footer2.xml><?xml version="1.0" encoding="utf-8"?>
-<w:ftr xmlns:wpc="http://schemas.microsoft.com/office/word/2010/wordprocessingCanvas" xmlns:cx="http://schemas.microsoft.com/office/drawing/2014/chartex" xmlns:mc="http://schemas.openxmlformats.org/markup-compatibility/2006" xmlns:o="urn:schemas-microsoft-com:office:office" xmlns:r="http://schemas.openxmlformats.org/officeDocument/2006/relationships" xmlns:m="http://schemas.openxmlformats.org/officeDocument/2006/math" xmlns:v="urn:schemas-microsoft-com:vml" xmlns:wp14="http://schemas.microsoft.com/office/word/2010/wordprocessingDrawing" xmlns:wp="http://schemas.openxmlformats.org/drawingml/2006/wordprocessingDrawing" xmlns:w10="urn:schemas-microsoft-com:office:word" xmlns:w="http://schemas.openxmlformats.org/wordprocessingml/2006/main" xmlns:w14="http://schemas.microsoft.com/office/word/2010/wordml" xmlns:w15="http://schemas.microsoft.com/office/word/2012/wordml" xmlns:w16se="http://schemas.microsoft.com/office/word/2015/wordml/symex" xmlns:wpg="http://schemas.microsoft.com/office/word/2010/wordprocessingGroup" xmlns:wpi="http://schemas.microsoft.com/office/word/2010/wordprocessingInk" xmlns:wne="http://schemas.microsoft.com/office/word/2006/wordml" xmlns:wps="http://schemas.microsoft.com/office/word/2010/wordprocessingShape" mc:Ignorable="w14 w15 w16se wp14">
-  <w:p>
-    <w:pPr>
-      <w:pStyle w:val="Footer"/>
-      <w:tabs>
-        <w:tab w:val="clear" w:pos="10205"/>
-        <w:tab w:val="left" w:pos="2835"/>
-        <w:tab w:val="right" w:pos="10375"/>
-      </w:tabs>
-      <w:autoSpaceDE w:val="0"/>
-    </w:pPr>
-    <w:r>
-      <w:rPr>
-        <w:rFonts w:ascii="ArialMT" w:eastAsia="ArialMT" w:hAnsi="ArialMT" w:cs="ArialMT"/>
-        <w:color w:val="26B4EA"/>
-        <w:sz w:val="14"/>
-        <w:szCs w:val="14"/>
-      </w:rPr>
-      <w:tab/>
-      <w:t xml:space="preserve"> </w:t>
-    </w:r>
-    <w:r>
-      <w:rPr>
-        <w:rFonts w:ascii="ArialMT" w:eastAsia="ArialMT" w:hAnsi="ArialMT" w:cs="ArialMT"/>
-        <w:sz w:val="14"/>
-        <w:szCs w:val="14"/>
-      </w:rPr>
-      <w:t xml:space="preserve">© European Union, 2002-2015 | europass.cedefop.europa.eu </w:t>
-    </w:r>
-    <w:r>
-      <w:rPr>
-        <w:rFonts w:ascii="ArialMT" w:eastAsia="ArialMT" w:hAnsi="ArialMT" w:cs="ArialMT"/>
-        <w:sz w:val="14"/>
-        <w:szCs w:val="14"/>
-      </w:rPr>
-      <w:tab/>
-      <w:t>Page</w:t>
-    </w:r>
-    <w:r>
-      <w:rPr>
-        <w:rFonts w:ascii="ArialMT" w:eastAsia="ArialMT" w:hAnsi="ArialMT" w:cs="ArialMT"/>
-        <w:color w:val="26B4EA"/>
-        <w:sz w:val="14"/>
-        <w:szCs w:val="14"/>
-      </w:rPr>
-      <w:t xml:space="preserve"> </w:t>
-    </w:r>
-    <w:r>
-      <w:rPr>
-        <w:rFonts w:eastAsia="ArialMT" w:cs="ArialMT"/>
-        <w:sz w:val="14"/>
-        <w:szCs w:val="14"/>
-      </w:rPr>
-      <w:fldChar w:fldCharType="begin"/>
-    </w:r>
-    <w:r>
-      <w:rPr>
-        <w:rFonts w:eastAsia="ArialMT" w:cs="ArialMT"/>
-        <w:sz w:val="14"/>
-        <w:szCs w:val="14"/>
-      </w:rPr>
-      <w:instrText xml:space="preserve"> PAGE </w:instrText>
-    </w:r>
-    <w:r>
-      <w:rPr>
-        <w:rFonts w:eastAsia="ArialMT" w:cs="ArialMT"/>
-        <w:sz w:val="14"/>
-        <w:szCs w:val="14"/>
-      </w:rPr>
-      <w:fldChar w:fldCharType="separate"/>
-    </w:r>
-    <w:r>
-      <w:rPr>
-        <w:rFonts w:eastAsia="ArialMT" w:cs="ArialMT"/>
-        <w:noProof/>
-        <w:sz w:val="14"/>
-        <w:szCs w:val="14"/>
-      </w:rPr>
-      <w:t>1</w:t>
-    </w:r>
-    <w:r>
-      <w:rPr>
-        <w:rFonts w:eastAsia="ArialMT" w:cs="ArialMT"/>
-        <w:sz w:val="14"/>
-        <w:szCs w:val="14"/>
-      </w:rPr>
-      <w:fldChar w:fldCharType="end"/>
-    </w:r>
-    <w:r>
-      <w:rPr>
-        <w:rFonts w:ascii="ArialMT" w:eastAsia="ArialMT" w:hAnsi="ArialMT" w:cs="ArialMT"/>
-        <w:sz w:val="14"/>
-        <w:szCs w:val="14"/>
-      </w:rPr>
-      <w:t xml:space="preserve"> / </w:t>
-    </w:r>
-    <w:r>
-      <w:rPr>
-        <w:rFonts w:eastAsia="ArialMT" w:cs="ArialMT"/>
-        <w:sz w:val="14"/>
-        <w:szCs w:val="14"/>
-      </w:rPr>
-      <w:fldChar w:fldCharType="begin"/>
-    </w:r>
-    <w:r>
-      <w:rPr>
-        <w:rFonts w:eastAsia="ArialMT" w:cs="ArialMT"/>
-        <w:sz w:val="14"/>
-        <w:szCs w:val="14"/>
-      </w:rPr>
-      <w:instrText xml:space="preserve"> NUMPAGES </w:instrText>
-    </w:r>
-    <w:r>
-      <w:rPr>
-        <w:rFonts w:eastAsia="ArialMT" w:cs="ArialMT"/>
-        <w:sz w:val="14"/>
-        <w:szCs w:val="14"/>
-      </w:rPr>
-      <w:fldChar w:fldCharType="separate"/>
-    </w:r>
-    <w:r>
-      <w:rPr>
-        <w:rFonts w:eastAsia="ArialMT" w:cs="ArialMT"/>
-        <w:noProof/>
-        <w:sz w:val="14"/>
-        <w:szCs w:val="14"/>
-      </w:rPr>
-      <w:t>3</w:t>
-    </w:r>
-    <w:r>
-      <w:rPr>
-        <w:rFonts w:eastAsia="ArialMT" w:cs="ArialMT"/>
-        <w:sz w:val="14"/>
-        <w:szCs w:val="14"/>
-      </w:rPr>
-      <w:fldChar w:fldCharType="end"/>
-    </w:r>
-    <w:r>
-      <w:rPr>
-        <w:rFonts w:ascii="ArialMT" w:eastAsia="ArialMT" w:hAnsi="ArialMT" w:cs="ArialMT"/>
-        <w:color w:val="26B4EA"/>
-        <w:sz w:val="14"/>
-        <w:szCs w:val="14"/>
-      </w:rPr>
-      <w:t xml:space="preserve"> </w:t>
-    </w:r>
-  </w:p>
-</w:ftr>
-</file>
-
-<file path=word/footer3.xml><?xml version="1.0" encoding="utf-8"?>
-<w:ftr xmlns:wpc="http://schemas.microsoft.com/office/word/2010/wordprocessingCanvas" xmlns:cx="http://schemas.microsoft.com/office/drawing/2014/chartex" xmlns:mc="http://schemas.openxmlformats.org/markup-compatibility/2006" xmlns:o="urn:schemas-microsoft-com:office:office" xmlns:r="http://schemas.openxmlformats.org/officeDocument/2006/relationships" xmlns:m="http://schemas.openxmlformats.org/officeDocument/2006/math" xmlns:v="urn:schemas-microsoft-com:vml" xmlns:wp14="http://schemas.microsoft.com/office/word/2010/wordprocessingDrawing" xmlns:wp="http://schemas.openxmlformats.org/drawingml/2006/wordprocessingDrawing" xmlns:w10="urn:schemas-microsoft-com:office:word" xmlns:w="http://schemas.openxmlformats.org/wordprocessingml/2006/main" xmlns:w14="http://schemas.microsoft.com/office/word/2010/wordml" xmlns:w15="http://schemas.microsoft.com/office/word/2012/wordml" xmlns:w16se="http://schemas.microsoft.com/office/word/2015/wordml/symex" xmlns:wpg="http://schemas.microsoft.com/office/word/2010/wordprocessingGroup" xmlns:wpi="http://schemas.microsoft.com/office/word/2010/wordprocessingInk" xmlns:wne="http://schemas.microsoft.com/office/word/2006/wordml" xmlns:wps="http://schemas.microsoft.com/office/word/2010/wordprocessingShape" mc:Ignorable="w14 w15 w16se wp14">
-  <w:p/>
 </w:ftr>
 </file>
 
@@ -3374,96 +3256,6 @@
       <w:pStyle w:val="ECVCurriculumVitaeNextPages"/>
     </w:pPr>
     <w:r>
-      <w:rPr>
-        <w:noProof/>
-        <w:lang w:val="en-US" w:eastAsia="en-US" w:bidi="ar-SA"/>
-      </w:rPr>
-      <w:drawing>
-        <wp:anchor distT="0" distB="0" distL="0" distR="0" simplePos="0" relativeHeight="251658240" behindDoc="0" locked="0" layoutInCell="1" allowOverlap="1" wp14:anchorId="3A0450D4" wp14:editId="3A0450D5">
-          <wp:simplePos x="0" y="0"/>
-          <wp:positionH relativeFrom="column">
-            <wp:posOffset>0</wp:posOffset>
-          </wp:positionH>
-          <wp:positionV relativeFrom="paragraph">
-            <wp:posOffset>0</wp:posOffset>
-          </wp:positionV>
-          <wp:extent cx="993140" cy="287655"/>
-          <wp:effectExtent l="0" t="0" r="0" b="0"/>
-          <wp:wrapSquare wrapText="bothSides"/>
-          <wp:docPr id="2" name="Picture 2"/>
-          <wp:cNvGraphicFramePr>
-            <a:graphicFrameLocks xmlns:a="http://schemas.openxmlformats.org/drawingml/2006/main" noChangeAspect="1"/>
-          </wp:cNvGraphicFramePr>
-          <a:graphic xmlns:a="http://schemas.openxmlformats.org/drawingml/2006/main">
-            <a:graphicData uri="http://schemas.openxmlformats.org/drawingml/2006/picture">
-              <pic:pic xmlns:pic="http://schemas.openxmlformats.org/drawingml/2006/picture">
-                <pic:nvPicPr>
-                  <pic:cNvPr id="0" name="Picture 2"/>
-                  <pic:cNvPicPr>
-                    <a:picLocks noChangeAspect="1" noChangeArrowheads="1"/>
-                  </pic:cNvPicPr>
-                </pic:nvPicPr>
-                <pic:blipFill>
-                  <a:blip r:embed="rId1">
-                    <a:extLst>
-                      <a:ext uri="{28A0092B-C50C-407E-A947-70E740481C1C}">
-                        <a14:useLocalDpi xmlns:a14="http://schemas.microsoft.com/office/drawing/2010/main" val="0"/>
-                      </a:ext>
-                    </a:extLst>
-                  </a:blip>
-                  <a:srcRect/>
-                  <a:stretch>
-                    <a:fillRect/>
-                  </a:stretch>
-                </pic:blipFill>
-                <pic:spPr bwMode="auto">
-                  <a:xfrm>
-                    <a:off x="0" y="0"/>
-                    <a:ext cx="993140" cy="287655"/>
-                  </a:xfrm>
-                  <a:prstGeom prst="rect">
-                    <a:avLst/>
-                  </a:prstGeom>
-                  <a:solidFill>
-                    <a:srgbClr val="FFFFFF"/>
-                  </a:solidFill>
-                  <a:ln>
-                    <a:noFill/>
-                  </a:ln>
-                </pic:spPr>
-              </pic:pic>
-            </a:graphicData>
-          </a:graphic>
-          <wp14:sizeRelH relativeFrom="page">
-            <wp14:pctWidth>0</wp14:pctWidth>
-          </wp14:sizeRelH>
-          <wp14:sizeRelV relativeFrom="page">
-            <wp14:pctHeight>0</wp14:pctHeight>
-          </wp14:sizeRelV>
-        </wp:anchor>
-      </w:drawing>
-    </w:r>
-    <w:r>
-      <w:t xml:space="preserve"> </w:t>
-    </w:r>
-    <w:r>
-      <w:tab/>
-      <w:t xml:space="preserve"> </w:t>
-    </w:r>
-    <w:r>
-      <w:rPr>
-        <w:szCs w:val="20"/>
-      </w:rPr>
-      <w:t>Curriculum Vitae</w:t>
-    </w:r>
-    <w:r>
-      <w:rPr>
-        <w:szCs w:val="20"/>
-      </w:rPr>
-      <w:tab/>
-      <w:t xml:space="preserve"> Replace with First name(s) Surname(s)</w:t>
-    </w:r>
-    <w:r>
       <w:t xml:space="preserve"> </w:t>
     </w:r>
   </w:p>
@@ -3477,105 +3269,9 @@
       <w:pStyle w:val="ECVCurriculumVitaeNextPages"/>
     </w:pPr>
     <w:r>
-      <w:rPr>
-        <w:noProof/>
-        <w:lang w:val="en-US" w:eastAsia="en-US" w:bidi="ar-SA"/>
-      </w:rPr>
-      <w:drawing>
-        <wp:anchor distT="0" distB="0" distL="0" distR="0" simplePos="0" relativeHeight="251657216" behindDoc="0" locked="0" layoutInCell="1" allowOverlap="1" wp14:anchorId="3A0450D6" wp14:editId="3A0450D7">
-          <wp:simplePos x="0" y="0"/>
-          <wp:positionH relativeFrom="column">
-            <wp:posOffset>0</wp:posOffset>
-          </wp:positionH>
-          <wp:positionV relativeFrom="paragraph">
-            <wp:posOffset>0</wp:posOffset>
-          </wp:positionV>
-          <wp:extent cx="993140" cy="287655"/>
-          <wp:effectExtent l="0" t="0" r="0" b="0"/>
-          <wp:wrapSquare wrapText="bothSides"/>
-          <wp:docPr id="1" name="Picture 1"/>
-          <wp:cNvGraphicFramePr>
-            <a:graphicFrameLocks xmlns:a="http://schemas.openxmlformats.org/drawingml/2006/main" noChangeAspect="1"/>
-          </wp:cNvGraphicFramePr>
-          <a:graphic xmlns:a="http://schemas.openxmlformats.org/drawingml/2006/main">
-            <a:graphicData uri="http://schemas.openxmlformats.org/drawingml/2006/picture">
-              <pic:pic xmlns:pic="http://schemas.openxmlformats.org/drawingml/2006/picture">
-                <pic:nvPicPr>
-                  <pic:cNvPr id="0" name="Picture 1"/>
-                  <pic:cNvPicPr>
-                    <a:picLocks noChangeAspect="1" noChangeArrowheads="1"/>
-                  </pic:cNvPicPr>
-                </pic:nvPicPr>
-                <pic:blipFill>
-                  <a:blip r:embed="rId1">
-                    <a:extLst>
-                      <a:ext uri="{28A0092B-C50C-407E-A947-70E740481C1C}">
-                        <a14:useLocalDpi xmlns:a14="http://schemas.microsoft.com/office/drawing/2010/main" val="0"/>
-                      </a:ext>
-                    </a:extLst>
-                  </a:blip>
-                  <a:srcRect/>
-                  <a:stretch>
-                    <a:fillRect/>
-                  </a:stretch>
-                </pic:blipFill>
-                <pic:spPr bwMode="auto">
-                  <a:xfrm>
-                    <a:off x="0" y="0"/>
-                    <a:ext cx="993140" cy="287655"/>
-                  </a:xfrm>
-                  <a:prstGeom prst="rect">
-                    <a:avLst/>
-                  </a:prstGeom>
-                  <a:solidFill>
-                    <a:srgbClr val="FFFFFF"/>
-                  </a:solidFill>
-                  <a:ln>
-                    <a:noFill/>
-                  </a:ln>
-                </pic:spPr>
-              </pic:pic>
-            </a:graphicData>
-          </a:graphic>
-          <wp14:sizeRelH relativeFrom="page">
-            <wp14:pctWidth>0</wp14:pctWidth>
-          </wp14:sizeRelH>
-          <wp14:sizeRelV relativeFrom="page">
-            <wp14:pctHeight>0</wp14:pctHeight>
-          </wp14:sizeRelV>
-        </wp:anchor>
-      </w:drawing>
-    </w:r>
-    <w:r>
-      <w:t xml:space="preserve"> </w:t>
-    </w:r>
-    <w:r>
-      <w:tab/>
-      <w:t xml:space="preserve"> </w:t>
-    </w:r>
-    <w:r>
-      <w:rPr>
-        <w:szCs w:val="20"/>
-      </w:rPr>
-      <w:t>Curriculum Vitae</w:t>
-    </w:r>
-    <w:r>
-      <w:rPr>
-        <w:szCs w:val="20"/>
-      </w:rPr>
-      <w:tab/>
-      <w:t xml:space="preserve"> Replace with First name(s) Surname(s)</w:t>
-    </w:r>
-    <w:r>
       <w:t xml:space="preserve"> </w:t>
     </w:r>
   </w:p>
-</w:hdr>
-</file>
-
-<file path=word/header3.xml><?xml version="1.0" encoding="utf-8"?>
-<w:hdr xmlns:wpc="http://schemas.microsoft.com/office/word/2010/wordprocessingCanvas" xmlns:cx="http://schemas.microsoft.com/office/drawing/2014/chartex" xmlns:mc="http://schemas.openxmlformats.org/markup-compatibility/2006" xmlns:o="urn:schemas-microsoft-com:office:office" xmlns:r="http://schemas.openxmlformats.org/officeDocument/2006/relationships" xmlns:m="http://schemas.openxmlformats.org/officeDocument/2006/math" xmlns:v="urn:schemas-microsoft-com:vml" xmlns:wp14="http://schemas.microsoft.com/office/word/2010/wordprocessingDrawing" xmlns:wp="http://schemas.openxmlformats.org/drawingml/2006/wordprocessingDrawing" xmlns:w10="urn:schemas-microsoft-com:office:word" xmlns:w="http://schemas.openxmlformats.org/wordprocessingml/2006/main" xmlns:w14="http://schemas.microsoft.com/office/word/2010/wordml" xmlns:w15="http://schemas.microsoft.com/office/word/2012/wordml" xmlns:w16se="http://schemas.microsoft.com/office/word/2015/wordml/symex" xmlns:wpg="http://schemas.microsoft.com/office/word/2010/wordprocessingGroup" xmlns:wpi="http://schemas.microsoft.com/office/word/2010/wordprocessingInk" xmlns:wne="http://schemas.microsoft.com/office/word/2006/wordml" xmlns:wps="http://schemas.microsoft.com/office/word/2010/wordprocessingShape" mc:Ignorable="w14 w15 w16se wp14">
-  <w:p/>
 </w:hdr>
 </file>
 
@@ -5417,15 +5113,6 @@
 </file>
 
 <file path=customXml/item2.xml><?xml version="1.0" encoding="utf-8"?>
-<?mso-contentType ?>
-<FormTemplates xmlns="http://schemas.microsoft.com/sharepoint/v3/contenttype/forms">
-  <Display>DocumentLibraryForm</Display>
-  <Edit>DocumentLibraryForm</Edit>
-  <New>DocumentLibraryForm</New>
-</FormTemplates>
-</file>
-
-<file path=customXml/item3.xml><?xml version="1.0" encoding="utf-8"?>
 <p:properties xmlns:p="http://schemas.microsoft.com/office/2006/metadata/properties" xmlns:xsi="http://www.w3.org/2001/XMLSchema-instance" xmlns:pc="http://schemas.microsoft.com/office/infopath/2007/PartnerControls">
   <documentManagement>
     <EC_Common_Keyword xmlns="http://schemas.microsoft.com/sharepoint/v3/fields" xsi:nil="true"/>
@@ -5438,6 +5125,15 @@
     <EC_Portal_SM_Pages xmlns="a41a97bf-0494-41d8-ba3d-259bd7771890">3</EC_Portal_SM_Pages>
   </documentManagement>
 </p:properties>
+</file>
+
+<file path=customXml/item3.xml><?xml version="1.0" encoding="utf-8"?>
+<?mso-contentType ?>
+<FormTemplates xmlns="http://schemas.microsoft.com/sharepoint/v3/contenttype/forms">
+  <Display>DocumentLibraryForm</Display>
+  <Edit>DocumentLibraryForm</Edit>
+  <New>DocumentLibraryForm</New>
+</FormTemplates>
 </file>
 
 <file path=customXml/itemProps1.xml><?xml version="1.0" encoding="utf-8"?>
@@ -5460,14 +5156,6 @@
 </file>
 
 <file path=customXml/itemProps2.xml><?xml version="1.0" encoding="utf-8"?>
-<ds:datastoreItem xmlns:ds="http://schemas.openxmlformats.org/officeDocument/2006/customXml" ds:itemID="{09316AA8-73E2-4900-8A3A-36EB09422BCB}">
-  <ds:schemaRefs>
-    <ds:schemaRef ds:uri="http://schemas.microsoft.com/sharepoint/v3/contenttype/forms"/>
-  </ds:schemaRefs>
-</ds:datastoreItem>
-</file>
-
-<file path=customXml/itemProps3.xml><?xml version="1.0" encoding="utf-8"?>
 <ds:datastoreItem xmlns:ds="http://schemas.openxmlformats.org/officeDocument/2006/customXml" ds:itemID="{170727A7-7117-401E-B912-728E0C8B57D3}">
   <ds:schemaRefs>
     <ds:schemaRef ds:uri="http://schemas.microsoft.com/office/2006/metadata/properties"/>
@@ -5476,4 +5164,12 @@
     <ds:schemaRef ds:uri="a41a97bf-0494-41d8-ba3d-259bd7771890"/>
   </ds:schemaRefs>
 </ds:datastoreItem>
+</file>
+
+<file path=customXml/itemProps3.xml><?xml version="1.0" encoding="utf-8"?>
+<ds:datastoreItem xmlns:ds="http://schemas.openxmlformats.org/officeDocument/2006/customXml" ds:itemID="{09316AA8-73E2-4900-8A3A-36EB09422BCB}">
+  <ds:schemaRefs>
+    <ds:schemaRef ds:uri="http://schemas.microsoft.com/sharepoint/v3/contenttype/forms"/>
+  </ds:schemaRefs>
+</ds:datastoreItem>
 </file>